--- a/MongoDB_Installation_and_DocumentDB_Migration_Guide.docx
+++ b/MongoDB_Installation_and_DocumentDB_Migration_Guide.docx
@@ -3226,6 +3226,18 @@
           <w:rFonts w:ascii="Arial" w:cs="Arial" w:eastAsia="Arial" w:hAnsi="Arial"/>
           <w:color w:val="242424"/>
         </w:rPr>
+        <w:t xml:space="preserve">The default configuration creates 20 users, 500 projects, and 100 tasks per project, for a total of 50,000 tasks.</w:t>
+      </w:r>
+    </w:p>
+    <w:p>
+      <w:pPr>
+        <w:spacing w:after="120" w:line="276"/>
+      </w:pPr>
+      <w:r>
+        <w:rPr>
+          <w:rFonts w:ascii="Arial" w:cs="Arial" w:eastAsia="Arial" w:hAnsi="Arial"/>
+          <w:color w:val="242424"/>
+        </w:rPr>
         <w:t xml:space="preserve">With the default values, the expected output is:</w:t>
       </w:r>
     </w:p>
@@ -3242,7 +3254,7 @@
           <w:sz w:val="18"/>
           <w:szCs w:val="18"/>
         </w:rPr>
-        <w:t xml:space="preserve">Seeded 20 users, 5 projects, and 2000 tasks.</w:t>
+        <w:t xml:space="preserve">Seeded 20 users, 500 projects, and 50000 tasks.</w:t>
       </w:r>
     </w:p>
     <w:p>
@@ -4513,7 +4525,7 @@
         </w:rPr>
         <w:t xml:space="preserve">Official procedure: </w:t>
       </w:r>
-      <w:hyperlink w:history="1" r:id="rIdbqdim57mzxrxvqpaod4ic">
+      <w:hyperlink w:history="1" r:id="rIdx7u8b8x5uufdeevxwjt2b">
         <w:r>
           <w:rPr>
             <w:rStyle w:val="Hyperlink"/>
@@ -5339,7 +5351,7 @@
           <w:rFonts w:ascii="Arial" w:cs="Arial" w:eastAsia="Arial" w:hAnsi="Arial"/>
           <w:color w:val="242424"/>
         </w:rPr>
-        <w:t xml:space="preserve">Compare source and target document counts. Defaults are 20 users, 5 projects, and 2,000 tasks.</w:t>
+        <w:t xml:space="preserve">Compare source and target document counts. Defaults are 20 users, 500 projects, and 50,000 tasks.</w:t>
       </w:r>
     </w:p>
     <w:p>
@@ -7599,7 +7611,7 @@
       <w:pPr>
         <w:spacing w:after="120" w:line="276"/>
       </w:pPr>
-      <w:hyperlink w:history="1" r:id="rIdwlvacurzolaepsyionyas">
+      <w:hyperlink w:history="1" r:id="rIdb8ufeeyjvcfaj--ckawra">
         <w:r>
           <w:rPr>
             <w:rStyle w:val="Hyperlink"/>
@@ -7612,7 +7624,7 @@
       <w:pPr>
         <w:spacing w:after="120" w:line="276"/>
       </w:pPr>
-      <w:hyperlink w:history="1" r:id="rIdpqbqhtdayecsofpceuvnp">
+      <w:hyperlink w:history="1" r:id="rIdngxfre9til--jmsvsxd0k">
         <w:r>
           <w:rPr>
             <w:rStyle w:val="Hyperlink"/>
